--- a/examples/Lettre-de-mission.docx
+++ b/examples/Lettre-de-mission.docx
@@ -57,7 +57,7 @@
     </w:p>
     <w:p>
       <w:r>
-        <w:t>Une revue préliminaire des données ESG de Acme Industries aboutit à un score global de 64/100 (échelle interne indicative), pour une maturité ESG évaluée comme structurée (2/5). Au regard des exigences CSRD/VSME applicables au marché PME/ETI, cette revue identifie 3 écart(s) réglementaire(s) à traiter.</w:t>
+        <w:t>Une revue préliminaire des données ESG de Acme Industries aboutit à un score global de 66/100 (échelle interne indicative), pour une maturité ESG évaluée comme structurée (2/5). Au regard des exigences CSRD/VSME applicables au marché PME/ETI, cette revue identifie 3 écart(s) réglementaire(s) à traiter.</w:t>
       </w:r>
     </w:p>
     <w:tbl>

--- a/examples/Lettre-de-mission.docx
+++ b/examples/Lettre-de-mission.docx
@@ -57,7 +57,7 @@
     </w:p>
     <w:p>
       <w:r>
-        <w:t>Une revue préliminaire des données ESG de Acme Industries aboutit à un score global de 66/100 (échelle interne indicative), pour une maturité ESG évaluée comme structurée (2/5). Au regard des exigences CSRD/VSME applicables au marché PME/ETI, cette revue identifie 3 écart(s) réglementaire(s) à traiter.</w:t>
+        <w:t>Une revue préliminaire des données ESG de Acme Industries aboutit à un score global de 66/100 (échelle interne indicative), pour une maturité ESG évaluée comme structurée (2/5). Au regard des exigences CSRD/VSME applicables au marché PME/ETI, cette revue identifie 2 écart(s) réglementaire(s) à traiter.</w:t>
       </w:r>
     </w:p>
     <w:tbl>
@@ -160,49 +160,6 @@
                 <w:sz w:val="18"/>
               </w:rPr>
               <w:t>Aucune assurance externe à date</w:t>
-            </w:r>
-          </w:p>
-        </w:tc>
-      </w:tr>
-      <w:tr>
-        <w:tc>
-          <w:tcPr>
-            <w:tcW w:type="dxa" w:w="3135"/>
-          </w:tcPr>
-          <w:p>
-            <w:r>
-              <w:rPr>
-                <w:sz w:val="18"/>
-              </w:rPr>
-              <w:t>Mixité des effectifs (cible 40 %)</w:t>
-            </w:r>
-          </w:p>
-        </w:tc>
-        <w:tc>
-          <w:tcPr>
-            <w:tcW w:type="dxa" w:w="3135"/>
-          </w:tcPr>
-          <w:p>
-            <w:r>
-              <w:rPr>
-                <w:b/>
-                <w:color w:val="E74C3C"/>
-                <w:sz w:val="18"/>
-              </w:rPr>
-              <w:t>Non conforme</w:t>
-            </w:r>
-          </w:p>
-        </w:tc>
-        <w:tc>
-          <w:tcPr>
-            <w:tcW w:type="dxa" w:w="3135"/>
-          </w:tcPr>
-          <w:p>
-            <w:r>
-              <w:rPr>
-                <w:sz w:val="18"/>
-              </w:rPr>
-              <w:t>34 % de femmes</w:t>
             </w:r>
           </w:p>
         </w:tc>

--- a/examples/Lettre-de-mission.docx
+++ b/examples/Lettre-de-mission.docx
@@ -374,7 +374,7 @@
         <w:rPr>
           <w:sz w:val="20"/>
         </w:rPr>
-        <w:t>Rapport ESG complet (PDF) : diagnostic, benchmark sectoriel, analyse des écarts, plan d'action</w:t>
+        <w:t>Rapport ESG complet (PDF) : diagnostic scoré par pilier, analyse des écarts réglementaires, plan d'action</w:t>
       </w:r>
     </w:p>
     <w:p>

--- a/examples/Lettre-de-mission.docx
+++ b/examples/Lettre-de-mission.docx
@@ -146,7 +146,7 @@
                 <w:color w:val="E74C3C"/>
                 <w:sz w:val="18"/>
               </w:rPr>
-              <w:t>Non conforme</w:t>
+              <w:t>Non publié</w:t>
             </w:r>
           </w:p>
         </w:tc>
@@ -174,7 +174,7 @@
               <w:rPr>
                 <w:sz w:val="18"/>
               </w:rPr>
-              <w:t>Indépendance du conseil (seuil 50 %)</w:t>
+              <w:t>Indépendance du conseil (AFEP-MEDEF, appliquer ou expliquer)</w:t>
             </w:r>
           </w:p>
         </w:tc>
@@ -189,7 +189,7 @@
                 <w:color w:val="D97706"/>
                 <w:sz w:val="18"/>
               </w:rPr>
-              <w:t>Partiel</w:t>
+              <w:t>Sous le seuil</w:t>
             </w:r>
           </w:p>
         </w:tc>
@@ -374,7 +374,7 @@
         <w:rPr>
           <w:sz w:val="20"/>
         </w:rPr>
-        <w:t>Rapport ESG complet (PDF) : diagnostic scoré par pilier, analyse des écarts réglementaires, plan d'action</w:t>
+        <w:t>Rapport ESG complet (PDF) : diagnostic scoré par pilier, couverture des exigences de reporting, plan d'action</w:t>
       </w:r>
     </w:p>
     <w:p>

--- a/examples/Lettre-de-mission.docx
+++ b/examples/Lettre-de-mission.docx
@@ -57,7 +57,7 @@
     </w:p>
     <w:p>
       <w:r>
-        <w:t>Une revue préliminaire des données ESG de Acme Industries aboutit à un score global de 66/100 (échelle interne indicative), pour une maturité ESG évaluée comme structurée (2/5). Au regard des exigences CSRD/VSME applicables au marché PME/ETI, cette revue identifie 2 écart(s) réglementaire(s) à traiter.</w:t>
+        <w:t>Une revue préliminaire des données ESG de Acme Industries aboutit à un score global de 66/100 (échelle interne indicative), pour une maturité ESG évaluée comme structurée (2/5). Au regard des exigences CSRD/VSME applicables au marché PME/ETI, cette revue identifie 2 écart(s) de couverture à traiter.</w:t>
       </w:r>
     </w:p>
     <w:tbl>
@@ -241,7 +241,7 @@
         <w:rPr>
           <w:sz w:val="20"/>
         </w:rPr>
-        <w:t>Traiter en priorité les écarts réglementaires identifiés au pré-diagnostic</w:t>
+        <w:t>Traiter en priorité les écarts de couverture identifiés au pré-diagnostic</w:t>
       </w:r>
     </w:p>
     <w:p>
